--- a/docs/Assignment-2-Report.docx
+++ b/docs/Assignment-2-Report.docx
@@ -118,6 +118,55 @@
                 <w:sz w:val="19"/>
               </w:rPr>
               <w:t>Areesha Khan</w:t>
+            </w:r>
+          </w:p>
+        </w:tc>
+      </w:tr>
+      <w:tr>
+        <w:tc>
+          <w:tcPr>
+            <w:tcW w:type="dxa" w:w="2736"/>
+            <w:tcBorders>
+              <w:top w:val="single" w:sz="4" w:color="D9E2E8"/>
+              <w:left w:val="single" w:sz="4" w:color="D9E2E8"/>
+              <w:bottom w:val="single" w:sz="4" w:color="D9E2E8"/>
+              <w:right w:val="single" w:sz="4" w:color="D9E2E8"/>
+            </w:tcBorders>
+            <w:shd w:val="clear" w:color="auto" w:fill="F2F6F8"/>
+          </w:tcPr>
+          <w:p>
+            <w:pPr>
+              <w:spacing w:after="60"/>
+            </w:pPr>
+            <w:r>
+              <w:rPr>
+                <w:b/>
+                <w:color w:val="11314A"/>
+                <w:sz w:val="19"/>
+              </w:rPr>
+              <w:t>Registration number</w:t>
+            </w:r>
+          </w:p>
+        </w:tc>
+        <w:tc>
+          <w:tcPr>
+            <w:tcW w:type="dxa" w:w="5616"/>
+            <w:tcBorders>
+              <w:top w:val="single" w:sz="4" w:color="D9E2E8"/>
+              <w:left w:val="single" w:sz="4" w:color="D9E2E8"/>
+              <w:bottom w:val="single" w:sz="4" w:color="D9E2E8"/>
+              <w:right w:val="single" w:sz="4" w:color="D9E2E8"/>
+            </w:tcBorders>
+          </w:tcPr>
+          <w:p>
+            <w:pPr>
+              <w:spacing w:after="60"/>
+            </w:pPr>
+            <w:r>
+              <w:rPr>
+                <w:sz w:val="19"/>
+              </w:rPr>
+              <w:t>SP24-BSE-006</w:t>
             </w:r>
           </w:p>
         </w:tc>
@@ -358,12 +407,17 @@
             <w:pPr>
               <w:spacing w:after="60"/>
             </w:pPr>
-            <w:r>
-              <w:rPr>
-                <w:sz w:val="19"/>
-              </w:rPr>
-              <w:t>https://areeshakhan25.github.io/web-assignments/</w:t>
-            </w:r>
+            <w:hyperlink r:id="rId10">
+              <w:r>
+                <w:rPr>
+                  <w:color w:val="0F8A8A"/>
+                  <w:u w:val="single"/>
+                  <w:sz w:val="19"/>
+                  <w:rFonts w:ascii="Calibri" w:hAnsi="Calibri"/>
+                </w:rPr>
+                <w:t>https://areeshakhan25.github.io/web-assignments/</w:t>
+              </w:r>
+            </w:hyperlink>
           </w:p>
         </w:tc>
       </w:tr>
@@ -407,12 +461,17 @@
             <w:pPr>
               <w:spacing w:after="60"/>
             </w:pPr>
-            <w:r>
-              <w:rPr>
-                <w:sz w:val="19"/>
-              </w:rPr>
-              <w:t>https://github.com/AreeshaKhan25/web-assignments</w:t>
-            </w:r>
+            <w:hyperlink r:id="rId11">
+              <w:r>
+                <w:rPr>
+                  <w:color w:val="0F8A8A"/>
+                  <w:u w:val="single"/>
+                  <w:sz w:val="19"/>
+                  <w:rFonts w:ascii="Calibri" w:hAnsi="Calibri"/>
+                </w:rPr>
+                <w:t>https://github.com/AreeshaKhan25/web-assignments</w:t>
+              </w:r>
+            </w:hyperlink>
           </w:p>
         </w:tc>
       </w:tr>
@@ -679,6 +738,59 @@
       <w:r>
         <w:t>Campus Management System Login</w:t>
       </w:r>
+    </w:p>
+    <w:tbl>
+      <w:tblPr>
+        <w:tblW w:type="auto" w:w="0"/>
+        <w:jc w:val="center"/>
+        <w:tblLook w:firstColumn="1" w:firstRow="1" w:lastColumn="0" w:lastRow="0" w:noHBand="0" w:noVBand="1" w:val="04A0"/>
+      </w:tblPr>
+      <w:tblGrid>
+        <w:gridCol w:w="9648"/>
+      </w:tblGrid>
+      <w:tr>
+        <w:tc>
+          <w:tcPr>
+            <w:tcW w:type="dxa" w:w="9072"/>
+            <w:shd w:val="clear" w:color="auto" w:fill="EFF6F7"/>
+            <w:tcBorders>
+              <w:top w:val="single" w:sz="4" w:color="CBE2E2"/>
+              <w:left w:val="single" w:sz="4" w:color="CBE2E2"/>
+              <w:bottom w:val="single" w:sz="4" w:color="CBE2E2"/>
+              <w:right w:val="single" w:sz="4" w:color="CBE2E2"/>
+            </w:tcBorders>
+          </w:tcPr>
+          <w:p>
+            <w:pPr>
+              <w:spacing w:before="20" w:after="20"/>
+            </w:pPr>
+            <w:r>
+              <w:rPr>
+                <w:b/>
+                <w:color w:val="11314A"/>
+                <w:sz w:val="18"/>
+              </w:rPr>
+              <w:t xml:space="preserve">Live page:  </w:t>
+            </w:r>
+            <w:hyperlink r:id="rId12">
+              <w:r>
+                <w:rPr>
+                  <w:color w:val="0F8A8A"/>
+                  <w:u w:val="single"/>
+                  <w:sz w:val="18"/>
+                  <w:rFonts w:ascii="Calibri" w:hAnsi="Calibri"/>
+                </w:rPr>
+                <w:t>https://areeshakhan25.github.io/web-assignments/assignment-2/question-1/</w:t>
+              </w:r>
+            </w:hyperlink>
+          </w:p>
+        </w:tc>
+      </w:tr>
+    </w:tbl>
+    <w:p>
+      <w:pPr>
+        <w:spacing w:after="80"/>
+      </w:pPr>
     </w:p>
     <w:p>
       <w:pPr>
@@ -1699,7 +1811,7 @@
                     <pic:cNvPicPr/>
                   </pic:nvPicPr>
                   <pic:blipFill>
-                    <a:blip r:embed="rId10"/>
+                    <a:blip r:embed="rId13"/>
                     <a:stretch>
                       <a:fillRect/>
                     </a:stretch>
@@ -1753,6 +1865,59 @@
       <w:r>
         <w:t>Sidebar, Google Fonts and Horizontal Navigation</w:t>
       </w:r>
+    </w:p>
+    <w:tbl>
+      <w:tblPr>
+        <w:tblW w:type="auto" w:w="0"/>
+        <w:jc w:val="center"/>
+        <w:tblLook w:firstColumn="1" w:firstRow="1" w:lastColumn="0" w:lastRow="0" w:noHBand="0" w:noVBand="1" w:val="04A0"/>
+      </w:tblPr>
+      <w:tblGrid>
+        <w:gridCol w:w="9648"/>
+      </w:tblGrid>
+      <w:tr>
+        <w:tc>
+          <w:tcPr>
+            <w:tcW w:type="dxa" w:w="9072"/>
+            <w:shd w:val="clear" w:color="auto" w:fill="EFF6F7"/>
+            <w:tcBorders>
+              <w:top w:val="single" w:sz="4" w:color="CBE2E2"/>
+              <w:left w:val="single" w:sz="4" w:color="CBE2E2"/>
+              <w:bottom w:val="single" w:sz="4" w:color="CBE2E2"/>
+              <w:right w:val="single" w:sz="4" w:color="CBE2E2"/>
+            </w:tcBorders>
+          </w:tcPr>
+          <w:p>
+            <w:pPr>
+              <w:spacing w:before="20" w:after="20"/>
+            </w:pPr>
+            <w:r>
+              <w:rPr>
+                <w:b/>
+                <w:color w:val="11314A"/>
+                <w:sz w:val="18"/>
+              </w:rPr>
+              <w:t xml:space="preserve">Live page:  </w:t>
+            </w:r>
+            <w:hyperlink r:id="rId14">
+              <w:r>
+                <w:rPr>
+                  <w:color w:val="0F8A8A"/>
+                  <w:u w:val="single"/>
+                  <w:sz w:val="18"/>
+                  <w:rFonts w:ascii="Calibri" w:hAnsi="Calibri"/>
+                </w:rPr>
+                <w:t>https://areeshakhan25.github.io/web-assignments/assignment-2/question-2/</w:t>
+              </w:r>
+            </w:hyperlink>
+          </w:p>
+        </w:tc>
+      </w:tr>
+    </w:tbl>
+    <w:p>
+      <w:pPr>
+        <w:spacing w:after="80"/>
+      </w:pPr>
     </w:p>
     <w:p>
       <w:pPr>
@@ -2934,7 +3099,7 @@
                     <pic:cNvPicPr/>
                   </pic:nvPicPr>
                   <pic:blipFill>
-                    <a:blip r:embed="rId11"/>
+                    <a:blip r:embed="rId15"/>
                     <a:stretch>
                       <a:fillRect/>
                     </a:stretch>
@@ -2988,6 +3153,59 @@
       <w:r>
         <w:t>Contact Form Page</w:t>
       </w:r>
+    </w:p>
+    <w:tbl>
+      <w:tblPr>
+        <w:tblW w:type="auto" w:w="0"/>
+        <w:jc w:val="center"/>
+        <w:tblLook w:firstColumn="1" w:firstRow="1" w:lastColumn="0" w:lastRow="0" w:noHBand="0" w:noVBand="1" w:val="04A0"/>
+      </w:tblPr>
+      <w:tblGrid>
+        <w:gridCol w:w="9648"/>
+      </w:tblGrid>
+      <w:tr>
+        <w:tc>
+          <w:tcPr>
+            <w:tcW w:type="dxa" w:w="9072"/>
+            <w:shd w:val="clear" w:color="auto" w:fill="EFF6F7"/>
+            <w:tcBorders>
+              <w:top w:val="single" w:sz="4" w:color="CBE2E2"/>
+              <w:left w:val="single" w:sz="4" w:color="CBE2E2"/>
+              <w:bottom w:val="single" w:sz="4" w:color="CBE2E2"/>
+              <w:right w:val="single" w:sz="4" w:color="CBE2E2"/>
+            </w:tcBorders>
+          </w:tcPr>
+          <w:p>
+            <w:pPr>
+              <w:spacing w:before="20" w:after="20"/>
+            </w:pPr>
+            <w:r>
+              <w:rPr>
+                <w:b/>
+                <w:color w:val="11314A"/>
+                <w:sz w:val="18"/>
+              </w:rPr>
+              <w:t xml:space="preserve">Live page:  </w:t>
+            </w:r>
+            <w:hyperlink r:id="rId16">
+              <w:r>
+                <w:rPr>
+                  <w:color w:val="0F8A8A"/>
+                  <w:u w:val="single"/>
+                  <w:sz w:val="18"/>
+                  <w:rFonts w:ascii="Calibri" w:hAnsi="Calibri"/>
+                </w:rPr>
+                <w:t>https://areeshakhan25.github.io/web-assignments/assignment-2/question-3/</w:t>
+              </w:r>
+            </w:hyperlink>
+          </w:p>
+        </w:tc>
+      </w:tr>
+    </w:tbl>
+    <w:p>
+      <w:pPr>
+        <w:spacing w:after="80"/>
+      </w:pPr>
     </w:p>
     <w:p>
       <w:pPr>
@@ -4099,7 +4317,7 @@
                     <pic:cNvPicPr/>
                   </pic:nvPicPr>
                   <pic:blipFill>
-                    <a:blip r:embed="rId12"/>
+                    <a:blip r:embed="rId17"/>
                     <a:stretch>
                       <a:fillRect/>
                     </a:stretch>
@@ -4268,8 +4486,19 @@
           <w:color w:val="5B6B7A"/>
           <w:sz w:val="19"/>
         </w:rPr>
-        <w:t>All three pages are published and can be viewed live at https://areeshakhan25.github.io/web-assignments/</w:t>
+        <w:t xml:space="preserve">All three pages are published and can be viewed live at </w:t>
       </w:r>
+      <w:hyperlink r:id="rId10">
+        <w:r>
+          <w:rPr>
+            <w:color w:val="0F8A8A"/>
+            <w:u w:val="single"/>
+            <w:sz w:val="19"/>
+            <w:rFonts w:ascii="Calibri" w:hAnsi="Calibri"/>
+          </w:rPr>
+          <w:t>https://areeshakhan25.github.io/web-assignments/</w:t>
+        </w:r>
+      </w:hyperlink>
     </w:p>
     <w:sectPr>
       <w:footerReference w:type="default" r:id="rId9"/>
